--- a/Stage Chimie 2026/word/TP_conductimetrie_v3.docx
+++ b/Stage Chimie 2026/word/TP_conductimetrie_v3.docx
@@ -163,12 +163,6 @@
         <w:gridCol w:w="9638"/>
       </w:tblGrid>
       <w:tr>
-        <w:tblPrEx>
-          <w:tblCellMar>
-            <w:top w:w="0" w:type="dxa"/>
-            <w:bottom w:w="0" w:type="dxa"/>
-          </w:tblCellMar>
-        </w:tblPrEx>
         <w:tc>
           <w:tcPr>
             <w:tcW w:w="9638" w:type="dxa"/>
@@ -203,12 +197,6 @@
         </w:tc>
       </w:tr>
       <w:tr>
-        <w:tblPrEx>
-          <w:tblCellMar>
-            <w:top w:w="0" w:type="dxa"/>
-            <w:bottom w:w="0" w:type="dxa"/>
-          </w:tblCellMar>
-        </w:tblPrEx>
         <w:tc>
           <w:tcPr>
             <w:tcW w:w="9638" w:type="dxa"/>
@@ -297,12 +285,6 @@
         <w:gridCol w:w="4819"/>
       </w:tblGrid>
       <w:tr>
-        <w:tblPrEx>
-          <w:tblCellMar>
-            <w:top w:w="0" w:type="dxa"/>
-            <w:bottom w:w="0" w:type="dxa"/>
-          </w:tblCellMar>
-        </w:tblPrEx>
         <w:tc>
           <w:tcPr>
             <w:tcW w:w="9638" w:type="dxa"/>
@@ -336,12 +318,6 @@
         </w:tc>
       </w:tr>
       <w:tr>
-        <w:tblPrEx>
-          <w:tblCellMar>
-            <w:top w:w="0" w:type="dxa"/>
-            <w:bottom w:w="0" w:type="dxa"/>
-          </w:tblCellMar>
-        </w:tblPrEx>
         <w:tc>
           <w:tcPr>
             <w:tcW w:w="4819" w:type="dxa"/>
@@ -398,12 +374,6 @@
         </w:tc>
       </w:tr>
       <w:tr>
-        <w:tblPrEx>
-          <w:tblCellMar>
-            <w:top w:w="0" w:type="dxa"/>
-            <w:bottom w:w="0" w:type="dxa"/>
-          </w:tblCellMar>
-        </w:tblPrEx>
         <w:tc>
           <w:tcPr>
             <w:tcW w:w="4819" w:type="dxa"/>
@@ -535,12 +505,6 @@
         <w:gridCol w:w="2100"/>
       </w:tblGrid>
       <w:tr>
-        <w:tblPrEx>
-          <w:tblCellMar>
-            <w:top w:w="0" w:type="dxa"/>
-            <w:bottom w:w="0" w:type="dxa"/>
-          </w:tblCellMar>
-        </w:tblPrEx>
         <w:tc>
           <w:tcPr>
             <w:tcW w:w="8238" w:type="dxa"/>
@@ -680,12 +644,6 @@
         <w:gridCol w:w="9638"/>
       </w:tblGrid>
       <w:tr>
-        <w:tblPrEx>
-          <w:tblCellMar>
-            <w:top w:w="0" w:type="dxa"/>
-            <w:bottom w:w="0" w:type="dxa"/>
-          </w:tblCellMar>
-        </w:tblPrEx>
         <w:tc>
           <w:tcPr>
             <w:tcW w:w="9638" w:type="dxa"/>
@@ -1023,12 +981,6 @@
         <w:gridCol w:w="9638"/>
       </w:tblGrid>
       <w:tr>
-        <w:tblPrEx>
-          <w:tblCellMar>
-            <w:top w:w="0" w:type="dxa"/>
-            <w:bottom w:w="0" w:type="dxa"/>
-          </w:tblCellMar>
-        </w:tblPrEx>
         <w:tc>
           <w:tcPr>
             <w:tcW w:w="9638" w:type="dxa"/>
@@ -1087,12 +1039,6 @@
         <w:gridCol w:w="9638"/>
       </w:tblGrid>
       <w:tr>
-        <w:tblPrEx>
-          <w:tblCellMar>
-            <w:top w:w="0" w:type="dxa"/>
-            <w:bottom w:w="0" w:type="dxa"/>
-          </w:tblCellMar>
-        </w:tblPrEx>
         <w:tc>
           <w:tcPr>
             <w:tcW w:w="9638" w:type="dxa"/>
@@ -1152,12 +1098,6 @@
         <w:gridCol w:w="9638"/>
       </w:tblGrid>
       <w:tr>
-        <w:tblPrEx>
-          <w:tblCellMar>
-            <w:top w:w="0" w:type="dxa"/>
-            <w:bottom w:w="0" w:type="dxa"/>
-          </w:tblCellMar>
-        </w:tblPrEx>
         <w:tc>
           <w:tcPr>
             <w:tcW w:w="9638" w:type="dxa"/>
@@ -1239,12 +1179,6 @@
         <w:gridCol w:w="9638"/>
       </w:tblGrid>
       <w:tr>
-        <w:tblPrEx>
-          <w:tblCellMar>
-            <w:top w:w="0" w:type="dxa"/>
-            <w:bottom w:w="0" w:type="dxa"/>
-          </w:tblCellMar>
-        </w:tblPrEx>
         <w:tc>
           <w:tcPr>
             <w:tcW w:w="9638" w:type="dxa"/>
@@ -1336,7 +1270,7 @@
           <w:noProof/>
         </w:rPr>
         <w:drawing>
-          <wp:anchor distT="0" distB="0" distL="114300" distR="114300" simplePos="0" relativeHeight="251658240" behindDoc="1" locked="0" layoutInCell="1" allowOverlap="1" wp14:anchorId="6049F4FA" wp14:editId="145BAEB2">
+          <wp:anchor distT="0" distB="0" distL="114300" distR="114300" simplePos="0" relativeHeight="251658240" behindDoc="1" locked="0" layoutInCell="1" allowOverlap="1" wp14:anchorId="6049F4FA" wp14:editId="33668015">
             <wp:simplePos x="0" y="0"/>
             <wp:positionH relativeFrom="column">
               <wp:posOffset>3615690</wp:posOffset>
@@ -1594,12 +1528,6 @@
         <w:gridCol w:w="5055"/>
       </w:tblGrid>
       <w:tr>
-        <w:tblPrEx>
-          <w:tblCellMar>
-            <w:top w:w="0" w:type="dxa"/>
-            <w:bottom w:w="0" w:type="dxa"/>
-          </w:tblCellMar>
-        </w:tblPrEx>
         <w:tc>
           <w:tcPr>
             <w:tcW w:w="4819" w:type="dxa"/>
@@ -1662,12 +1590,6 @@
         </w:tc>
       </w:tr>
       <w:tr>
-        <w:tblPrEx>
-          <w:tblCellMar>
-            <w:top w:w="0" w:type="dxa"/>
-            <w:bottom w:w="0" w:type="dxa"/>
-          </w:tblCellMar>
-        </w:tblPrEx>
         <w:tc>
           <w:tcPr>
             <w:tcW w:w="4819" w:type="dxa"/>
@@ -1902,12 +1824,6 @@
         <w:gridCol w:w="9638"/>
       </w:tblGrid>
       <w:tr>
-        <w:tblPrEx>
-          <w:tblCellMar>
-            <w:top w:w="0" w:type="dxa"/>
-            <w:bottom w:w="0" w:type="dxa"/>
-          </w:tblCellMar>
-        </w:tblPrEx>
         <w:tc>
           <w:tcPr>
             <w:tcW w:w="9638" w:type="dxa"/>
@@ -1960,12 +1876,6 @@
         <w:gridCol w:w="4819"/>
       </w:tblGrid>
       <w:tr>
-        <w:tblPrEx>
-          <w:tblCellMar>
-            <w:top w:w="0" w:type="dxa"/>
-            <w:bottom w:w="0" w:type="dxa"/>
-          </w:tblCellMar>
-        </w:tblPrEx>
         <w:tc>
           <w:tcPr>
             <w:tcW w:w="4819" w:type="dxa"/>
@@ -2028,12 +1938,6 @@
         </w:tc>
       </w:tr>
       <w:tr>
-        <w:tblPrEx>
-          <w:tblCellMar>
-            <w:top w:w="0" w:type="dxa"/>
-            <w:bottom w:w="0" w:type="dxa"/>
-          </w:tblCellMar>
-        </w:tblPrEx>
         <w:tc>
           <w:tcPr>
             <w:tcW w:w="4819" w:type="dxa"/>
@@ -2134,29 +2038,19 @@
                 <w:noProof/>
               </w:rPr>
               <w:drawing>
-                <wp:anchor distT="0" distB="0" distL="114300" distR="114300" simplePos="0" relativeHeight="251661312" behindDoc="0" locked="0" layoutInCell="1" allowOverlap="1" wp14:anchorId="764C7F48" wp14:editId="1E934F73">
-                  <wp:simplePos x="0" y="0"/>
-                  <wp:positionH relativeFrom="column">
-                    <wp:posOffset>95885</wp:posOffset>
-                  </wp:positionH>
-                  <wp:positionV relativeFrom="paragraph">
-                    <wp:posOffset>0</wp:posOffset>
-                  </wp:positionV>
-                  <wp:extent cx="2682240" cy="1500505"/>
-                  <wp:effectExtent l="0" t="0" r="0" b="0"/>
-                  <wp:wrapSquare wrapText="bothSides"/>
-                  <wp:docPr id="51" name="Image 6"/>
+                <wp:inline distT="0" distB="0" distL="0" distR="0" wp14:anchorId="747F83ED" wp14:editId="3723A314">
+                  <wp:extent cx="2583181" cy="1438154"/>
+                  <wp:effectExtent l="0" t="0" r="7620" b="0"/>
+                  <wp:docPr id="1271102595" name="Image 1"/>
                   <wp:cNvGraphicFramePr>
-                    <a:graphicFrameLocks xmlns:a="http://schemas.openxmlformats.org/drawingml/2006/main"/>
+                    <a:graphicFrameLocks xmlns:a="http://schemas.openxmlformats.org/drawingml/2006/main" noChangeAspect="1"/>
                   </wp:cNvGraphicFramePr>
                   <a:graphic xmlns:a="http://schemas.openxmlformats.org/drawingml/2006/main">
                     <a:graphicData uri="http://schemas.openxmlformats.org/drawingml/2006/picture">
                       <pic:pic xmlns:pic="http://schemas.openxmlformats.org/drawingml/2006/picture">
                         <pic:nvPicPr>
-                          <pic:cNvPr id="0" name="Picture 51"/>
-                          <pic:cNvPicPr>
-                            <a:picLocks/>
-                          </pic:cNvPicPr>
+                          <pic:cNvPr id="1271102595" name="Image 1271102595"/>
+                          <pic:cNvPicPr/>
                         </pic:nvPicPr>
                         <pic:blipFill>
                           <a:blip r:embed="rId13">
@@ -2166,34 +2060,23 @@
                               </a:ext>
                             </a:extLst>
                           </a:blip>
-                          <a:srcRect l="3137" t="47539" r="69205" b="31792"/>
                           <a:stretch>
                             <a:fillRect/>
                           </a:stretch>
                         </pic:blipFill>
-                        <pic:spPr bwMode="auto">
+                        <pic:spPr>
                           <a:xfrm>
                             <a:off x="0" y="0"/>
-                            <a:ext cx="2682240" cy="1500505"/>
+                            <a:ext cx="2612410" cy="1454427"/>
                           </a:xfrm>
                           <a:prstGeom prst="rect">
                             <a:avLst/>
                           </a:prstGeom>
-                          <a:noFill/>
-                          <a:ln>
-                            <a:noFill/>
-                          </a:ln>
                         </pic:spPr>
                       </pic:pic>
                     </a:graphicData>
                   </a:graphic>
-                  <wp14:sizeRelH relativeFrom="page">
-                    <wp14:pctWidth>0</wp14:pctWidth>
-                  </wp14:sizeRelH>
-                  <wp14:sizeRelV relativeFrom="page">
-                    <wp14:pctHeight>0</wp14:pctHeight>
-                  </wp14:sizeRelV>
-                </wp:anchor>
+                </wp:inline>
               </w:drawing>
             </w:r>
           </w:p>
@@ -2335,12 +2218,6 @@
         <w:gridCol w:w="9638"/>
       </w:tblGrid>
       <w:tr>
-        <w:tblPrEx>
-          <w:tblCellMar>
-            <w:top w:w="0" w:type="dxa"/>
-            <w:bottom w:w="0" w:type="dxa"/>
-          </w:tblCellMar>
-        </w:tblPrEx>
         <w:tc>
           <w:tcPr>
             <w:tcW w:w="9638" w:type="dxa"/>
@@ -2682,12 +2559,6 @@
         <w:gridCol w:w="9638"/>
       </w:tblGrid>
       <w:tr>
-        <w:tblPrEx>
-          <w:tblCellMar>
-            <w:top w:w="0" w:type="dxa"/>
-            <w:bottom w:w="0" w:type="dxa"/>
-          </w:tblCellMar>
-        </w:tblPrEx>
         <w:tc>
           <w:tcPr>
             <w:tcW w:w="9638" w:type="dxa"/>
@@ -3111,12 +2982,6 @@
         <w:gridCol w:w="9638"/>
       </w:tblGrid>
       <w:tr>
-        <w:tblPrEx>
-          <w:tblCellMar>
-            <w:top w:w="0" w:type="dxa"/>
-            <w:bottom w:w="0" w:type="dxa"/>
-          </w:tblCellMar>
-        </w:tblPrEx>
         <w:tc>
           <w:tcPr>
             <w:tcW w:w="9638" w:type="dxa"/>
@@ -3175,12 +3040,6 @@
         <w:gridCol w:w="9638"/>
       </w:tblGrid>
       <w:tr>
-        <w:tblPrEx>
-          <w:tblCellMar>
-            <w:top w:w="0" w:type="dxa"/>
-            <w:bottom w:w="0" w:type="dxa"/>
-          </w:tblCellMar>
-        </w:tblPrEx>
         <w:tc>
           <w:tcPr>
             <w:tcW w:w="9638" w:type="dxa"/>
@@ -3350,12 +3209,6 @@
         <w:gridCol w:w="9638"/>
       </w:tblGrid>
       <w:tr>
-        <w:tblPrEx>
-          <w:tblCellMar>
-            <w:top w:w="0" w:type="dxa"/>
-            <w:bottom w:w="0" w:type="dxa"/>
-          </w:tblCellMar>
-        </w:tblPrEx>
         <w:tc>
           <w:tcPr>
             <w:tcW w:w="9638" w:type="dxa"/>
@@ -3612,18 +3465,7 @@
                 <w:sz w:val="28"/>
                 <w:szCs w:val="28"/>
               </w:rPr>
-              <w:t xml:space="preserve"> </w:t>
-            </w:r>
-            <w:r>
-              <w:rPr>
-                <w:b/>
-                <w:bCs/>
-                <w:i/>
-                <w:iCs/>
-                <w:sz w:val="28"/>
-                <w:szCs w:val="28"/>
-              </w:rPr>
-              <w:t>=</w:t>
+              <w:t xml:space="preserve"> =</w:t>
             </w:r>
           </w:p>
           <w:p>
@@ -3899,12 +3741,6 @@
         <w:gridCol w:w="9638"/>
       </w:tblGrid>
       <w:tr>
-        <w:tblPrEx>
-          <w:tblCellMar>
-            <w:top w:w="0" w:type="dxa"/>
-            <w:bottom w:w="0" w:type="dxa"/>
-          </w:tblCellMar>
-        </w:tblPrEx>
         <w:tc>
           <w:tcPr>
             <w:tcW w:w="9638" w:type="dxa"/>
@@ -3989,12 +3825,6 @@
         <w:gridCol w:w="1177"/>
       </w:tblGrid>
       <w:tr>
-        <w:tblPrEx>
-          <w:tblCellMar>
-            <w:top w:w="0" w:type="dxa"/>
-            <w:bottom w:w="0" w:type="dxa"/>
-          </w:tblCellMar>
-        </w:tblPrEx>
         <w:tc>
           <w:tcPr>
             <w:tcW w:w="0" w:type="auto"/>
@@ -4241,12 +4071,6 @@
         </w:tc>
       </w:tr>
       <w:tr>
-        <w:tblPrEx>
-          <w:tblCellMar>
-            <w:top w:w="0" w:type="dxa"/>
-            <w:bottom w:w="0" w:type="dxa"/>
-          </w:tblCellMar>
-        </w:tblPrEx>
         <w:tc>
           <w:tcPr>
             <w:tcW w:w="0" w:type="auto"/>
@@ -4577,12 +4401,6 @@
         <w:gridCol w:w="9638"/>
       </w:tblGrid>
       <w:tr>
-        <w:tblPrEx>
-          <w:tblCellMar>
-            <w:top w:w="0" w:type="dxa"/>
-            <w:bottom w:w="0" w:type="dxa"/>
-          </w:tblCellMar>
-        </w:tblPrEx>
         <w:tc>
           <w:tcPr>
             <w:tcW w:w="9638" w:type="dxa"/>
@@ -4653,12 +4471,6 @@
         <w:gridCol w:w="9638"/>
       </w:tblGrid>
       <w:tr>
-        <w:tblPrEx>
-          <w:tblCellMar>
-            <w:top w:w="0" w:type="dxa"/>
-            <w:bottom w:w="0" w:type="dxa"/>
-          </w:tblCellMar>
-        </w:tblPrEx>
         <w:tc>
           <w:tcPr>
             <w:tcW w:w="9638" w:type="dxa"/>
@@ -4727,12 +4539,6 @@
         <w:gridCol w:w="9638"/>
       </w:tblGrid>
       <w:tr>
-        <w:tblPrEx>
-          <w:tblCellMar>
-            <w:top w:w="0" w:type="dxa"/>
-            <w:bottom w:w="0" w:type="dxa"/>
-          </w:tblCellMar>
-        </w:tblPrEx>
         <w:tc>
           <w:tcPr>
             <w:tcW w:w="9638" w:type="dxa"/>
@@ -4853,12 +4659,6 @@
         <w:gridCol w:w="9638"/>
       </w:tblGrid>
       <w:tr>
-        <w:tblPrEx>
-          <w:tblCellMar>
-            <w:top w:w="0" w:type="dxa"/>
-            <w:bottom w:w="0" w:type="dxa"/>
-          </w:tblCellMar>
-        </w:tblPrEx>
         <w:tc>
           <w:tcPr>
             <w:tcW w:w="9638" w:type="dxa"/>
@@ -4918,12 +4718,6 @@
         <w:gridCol w:w="9638"/>
       </w:tblGrid>
       <w:tr>
-        <w:tblPrEx>
-          <w:tblCellMar>
-            <w:top w:w="0" w:type="dxa"/>
-            <w:bottom w:w="0" w:type="dxa"/>
-          </w:tblCellMar>
-        </w:tblPrEx>
         <w:tc>
           <w:tcPr>
             <w:tcW w:w="9638" w:type="dxa"/>
@@ -5047,12 +4841,6 @@
         <w:gridCol w:w="9638"/>
       </w:tblGrid>
       <w:tr>
-        <w:tblPrEx>
-          <w:tblCellMar>
-            <w:top w:w="0" w:type="dxa"/>
-            <w:bottom w:w="0" w:type="dxa"/>
-          </w:tblCellMar>
-        </w:tblPrEx>
         <w:tc>
           <w:tcPr>
             <w:tcW w:w="9638" w:type="dxa"/>
@@ -5121,12 +4909,6 @@
         <w:gridCol w:w="9638"/>
       </w:tblGrid>
       <w:tr>
-        <w:tblPrEx>
-          <w:tblCellMar>
-            <w:top w:w="0" w:type="dxa"/>
-            <w:bottom w:w="0" w:type="dxa"/>
-          </w:tblCellMar>
-        </w:tblPrEx>
         <w:tc>
           <w:tcPr>
             <w:tcW w:w="9638" w:type="dxa"/>
@@ -5215,7 +4997,7 @@
               <w:t xml:space="preserve">Concentration théorique : </w:t>
             </w:r>
             <w:r>
-              <w:t xml:space="preserve">C = 9 g/L ÷ 58,5 g/mol = 0,0154 mol/L ≈ 15,4 </w:t>
+              <w:t xml:space="preserve">C = 9 g/L ÷ 58,5 g/mol = 0,154 mol/L ≈ 154 </w:t>
             </w:r>
             <w:proofErr w:type="spellStart"/>
             <w:r>
@@ -6294,6 +6076,7 @@
   <w:style w:type="character" w:default="1" w:styleId="Policepardfaut">
     <w:name w:val="Default Paragraph Font"/>
     <w:uiPriority w:val="1"/>
+    <w:semiHidden/>
     <w:unhideWhenUsed/>
   </w:style>
   <w:style w:type="table" w:default="1" w:styleId="TableauNormal">

--- a/Stage Chimie 2026/word/TP_conductimetrie_v3.docx
+++ b/Stage Chimie 2026/word/TP_conductimetrie_v3.docx
@@ -1270,7 +1270,7 @@
           <w:noProof/>
         </w:rPr>
         <w:drawing>
-          <wp:anchor distT="0" distB="0" distL="114300" distR="114300" simplePos="0" relativeHeight="251658240" behindDoc="1" locked="0" layoutInCell="1" allowOverlap="1" wp14:anchorId="6049F4FA" wp14:editId="33668015">
+          <wp:anchor distT="0" distB="0" distL="114300" distR="114300" simplePos="0" relativeHeight="251658240" behindDoc="1" locked="0" layoutInCell="1" allowOverlap="1" wp14:anchorId="6049F4FA" wp14:editId="6C539F67">
             <wp:simplePos x="0" y="0"/>
             <wp:positionH relativeFrom="column">
               <wp:posOffset>3615690</wp:posOffset>
@@ -1963,21 +1963,19 @@
                 <w:noProof/>
               </w:rPr>
               <w:drawing>
-                <wp:inline distT="0" distB="0" distL="0" distR="0" wp14:anchorId="629CD55C" wp14:editId="35B22814">
-                  <wp:extent cx="2660650" cy="1457325"/>
-                  <wp:effectExtent l="0" t="0" r="0" b="0"/>
-                  <wp:docPr id="3" name="Image 3"/>
+                <wp:inline distT="0" distB="0" distL="0" distR="0" wp14:anchorId="025711B5" wp14:editId="64069A20">
+                  <wp:extent cx="2560320" cy="1404047"/>
+                  <wp:effectExtent l="0" t="0" r="0" b="5715"/>
+                  <wp:docPr id="1319492248" name="Image 1"/>
                   <wp:cNvGraphicFramePr>
-                    <a:graphicFrameLocks xmlns:a="http://schemas.openxmlformats.org/drawingml/2006/main"/>
+                    <a:graphicFrameLocks xmlns:a="http://schemas.openxmlformats.org/drawingml/2006/main" noChangeAspect="1"/>
                   </wp:cNvGraphicFramePr>
                   <a:graphic xmlns:a="http://schemas.openxmlformats.org/drawingml/2006/main">
                     <a:graphicData uri="http://schemas.openxmlformats.org/drawingml/2006/picture">
                       <pic:pic xmlns:pic="http://schemas.openxmlformats.org/drawingml/2006/picture">
                         <pic:nvPicPr>
-                          <pic:cNvPr id="0" name="Picture 3"/>
-                          <pic:cNvPicPr>
-                            <a:picLocks/>
-                          </pic:cNvPicPr>
+                          <pic:cNvPr id="1319492248" name="Image 1319492248"/>
+                          <pic:cNvPicPr/>
                         </pic:nvPicPr>
                         <pic:blipFill>
                           <a:blip r:embed="rId12">
@@ -1987,23 +1985,18 @@
                               </a:ext>
                             </a:extLst>
                           </a:blip>
-                          <a:srcRect l="3137" t="47539" r="69574" b="32480"/>
                           <a:stretch>
                             <a:fillRect/>
                           </a:stretch>
                         </pic:blipFill>
-                        <pic:spPr bwMode="auto">
+                        <pic:spPr>
                           <a:xfrm>
                             <a:off x="0" y="0"/>
-                            <a:ext cx="2660650" cy="1457325"/>
+                            <a:ext cx="2577280" cy="1413347"/>
                           </a:xfrm>
                           <a:prstGeom prst="rect">
                             <a:avLst/>
                           </a:prstGeom>
-                          <a:noFill/>
-                          <a:ln>
-                            <a:noFill/>
-                          </a:ln>
                         </pic:spPr>
                       </pic:pic>
                     </a:graphicData>
